--- a/projects/fpga-systems/Genesys2/rapids_beats/docs/RAPIDS_AXIS_System_v1.0.docx
+++ b/projects/fpga-systems/Genesys2/rapids_beats/docs/RAPIDS_AXIS_System_v1.0.docx
@@ -160,7 +160,7 @@
             </w:rPr>
             <w:fldChar w:fldCharType="separate"/>
           </w:r>
-          <w:hyperlink w:anchor="__RefHeading___Toc2504_4199848093">
+          <w:hyperlink w:anchor="__RefHeading___Toc2504_2197930800">
             <w:r>
               <w:rPr>
                 <w:webHidden/>
@@ -168,7 +168,7 @@
               </w:rPr>
               <w:t>1 Document Information</w:t>
               <w:tab/>
-              <w:t>7</w:t>
+              <w:t>8</w:t>
             </w:r>
           </w:hyperlink>
         </w:p>
@@ -181,7 +181,7 @@
             </w:tabs>
             <w:rPr/>
           </w:pPr>
-          <w:hyperlink w:anchor="__RefHeading___Toc2506_4199848093">
+          <w:hyperlink w:anchor="__RefHeading___Toc2506_2197930800">
             <w:r>
               <w:rPr>
                 <w:webHidden/>
@@ -202,7 +202,7 @@
             </w:tabs>
             <w:rPr/>
           </w:pPr>
-          <w:hyperlink w:anchor="__RefHeading___Toc2508_4199848093">
+          <w:hyperlink w:anchor="__RefHeading___Toc2508_2197930800">
             <w:r>
               <w:rPr>
                 <w:webHidden/>
@@ -210,7 +210,7 @@
               </w:rPr>
               <w:t>1.2 How to read this book</w:t>
               <w:tab/>
-              <w:t>8</w:t>
+              <w:t>9</w:t>
             </w:r>
           </w:hyperlink>
         </w:p>
@@ -223,7 +223,7 @@
             </w:tabs>
             <w:rPr/>
           </w:pPr>
-          <w:hyperlink w:anchor="__RefHeading___Toc2510_4199848093">
+          <w:hyperlink w:anchor="__RefHeading___Toc2510_2197930800">
             <w:r>
               <w:rPr>
                 <w:webHidden/>
@@ -231,7 +231,7 @@
               </w:rPr>
               <w:t>2 Why rapids Is Not STREAM</w:t>
               <w:tab/>
-              <w:t>8</w:t>
+              <w:t>10</w:t>
             </w:r>
           </w:hyperlink>
         </w:p>
@@ -244,7 +244,7 @@
             </w:tabs>
             <w:rPr/>
           </w:pPr>
-          <w:hyperlink w:anchor="__RefHeading___Toc2512_4199848093">
+          <w:hyperlink w:anchor="__RefHeading___Toc2512_2197930800">
             <w:r>
               <w:rPr>
                 <w:webHidden/>
@@ -252,7 +252,7 @@
               </w:rPr>
               <w:t>2.1 Two engines, two stream ports</w:t>
               <w:tab/>
-              <w:t>8</w:t>
+              <w:t>10</w:t>
             </w:r>
           </w:hyperlink>
         </w:p>
@@ -265,7 +265,7 @@
             </w:tabs>
             <w:rPr/>
           </w:pPr>
-          <w:hyperlink w:anchor="__RefHeading___Toc2514_4199848093">
+          <w:hyperlink w:anchor="__RefHeading___Toc2514_2197930800">
             <w:r>
               <w:rPr>
                 <w:webHidden/>
@@ -273,7 +273,7 @@
               </w:rPr>
               <w:t>2.1.1 Figure 1.1: Two harnesses, one methodology</w:t>
               <w:tab/>
-              <w:t>9</w:t>
+              <w:t>10</w:t>
             </w:r>
           </w:hyperlink>
         </w:p>
@@ -286,7 +286,7 @@
             </w:tabs>
             <w:rPr/>
           </w:pPr>
-          <w:hyperlink w:anchor="__RefHeading___Toc2516_4199848093">
+          <w:hyperlink w:anchor="__RefHeading___Toc2516_2197930800">
             <w:r>
               <w:rPr>
                 <w:webHidden/>
@@ -294,7 +294,7 @@
               </w:rPr>
               <w:t>2.2 What that changes in the harness</w:t>
               <w:tab/>
-              <w:t>9</w:t>
+              <w:t>10</w:t>
             </w:r>
           </w:hyperlink>
         </w:p>
@@ -307,7 +307,7 @@
             </w:tabs>
             <w:rPr/>
           </w:pPr>
-          <w:hyperlink w:anchor="__RefHeading___Toc2518_4199848093">
+          <w:hyperlink w:anchor="__RefHeading___Toc2518_2197930800">
             <w:r>
               <w:rPr>
                 <w:webHidden/>
@@ -315,7 +315,7 @@
               </w:rPr>
               <w:t>2.3 Two directions, measured separately</w:t>
               <w:tab/>
-              <w:t>11</w:t>
+              <w:t>12</w:t>
             </w:r>
           </w:hyperlink>
         </w:p>
@@ -328,7 +328,7 @@
             </w:tabs>
             <w:rPr/>
           </w:pPr>
-          <w:hyperlink w:anchor="__RefHeading___Toc2520_4199848093">
+          <w:hyperlink w:anchor="__RefHeading___Toc2520_2197930800">
             <w:r>
               <w:rPr>
                 <w:webHidden/>
@@ -336,7 +336,7 @@
               </w:rPr>
               <w:t>3 The AXIS4 Interfaces</w:t>
               <w:tab/>
-              <w:t>11</w:t>
+              <w:t>13</w:t>
             </w:r>
           </w:hyperlink>
         </w:p>
@@ -349,7 +349,7 @@
             </w:tabs>
             <w:rPr/>
           </w:pPr>
-          <w:hyperlink w:anchor="__RefHeading___Toc2522_4199848093">
+          <w:hyperlink w:anchor="__RefHeading___Toc2522_2197930800">
             <w:r>
               <w:rPr>
                 <w:webHidden/>
@@ -357,7 +357,7 @@
               </w:rPr>
               <w:t>3.0.1 Figure 2.1: The two links and what stands on them</w:t>
               <w:tab/>
-              <w:t>11</w:t>
+              <w:t>13</w:t>
             </w:r>
           </w:hyperlink>
         </w:p>
@@ -370,7 +370,7 @@
             </w:tabs>
             <w:rPr/>
           </w:pPr>
-          <w:hyperlink w:anchor="__RefHeading___Toc2524_4199848093">
+          <w:hyperlink w:anchor="__RefHeading___Toc2524_2197930800">
             <w:r>
               <w:rPr>
                 <w:webHidden/>
@@ -378,7 +378,7 @@
               </w:rPr>
               <w:t>3.1 The wires</w:t>
               <w:tab/>
-              <w:t>12</w:t>
+              <w:t>13</w:t>
             </w:r>
           </w:hyperlink>
         </w:p>
@@ -391,7 +391,7 @@
             </w:tabs>
             <w:rPr/>
           </w:pPr>
-          <w:hyperlink w:anchor="__RefHeading___Toc2526_4199848093">
+          <w:hyperlink w:anchor="__RefHeading___Toc2526_2197930800">
             <w:r>
               <w:rPr>
                 <w:webHidden/>
@@ -399,7 +399,7 @@
               </w:rPr>
               <w:t>3.2 Sink ingress: a beat becomes a write burst</w:t>
               <w:tab/>
-              <w:t>14</w:t>
+              <w:t>16</w:t>
             </w:r>
           </w:hyperlink>
         </w:p>
@@ -412,7 +412,7 @@
             </w:tabs>
             <w:rPr/>
           </w:pPr>
-          <w:hyperlink w:anchor="__RefHeading___Toc2528_4199848093">
+          <w:hyperlink w:anchor="__RefHeading___Toc2528_2197930800">
             <w:r>
               <w:rPr>
                 <w:webHidden/>
@@ -420,7 +420,7 @@
               </w:rPr>
               <w:t>3.2.1 Figure 2.2: Sink ingress</w:t>
               <w:tab/>
-              <w:t>14</w:t>
+              <w:t>16</w:t>
             </w:r>
           </w:hyperlink>
         </w:p>
@@ -433,7 +433,7 @@
             </w:tabs>
             <w:rPr/>
           </w:pPr>
-          <w:hyperlink w:anchor="__RefHeading___Toc2530_4199848093">
+          <w:hyperlink w:anchor="__RefHeading___Toc2530_2197930800">
             <w:r>
               <w:rPr>
                 <w:webHidden/>
@@ -441,7 +441,7 @@
               </w:rPr>
               <w:t>3.3 Source egress</w:t>
               <w:tab/>
-              <w:t>15</w:t>
+              <w:t>17</w:t>
             </w:r>
           </w:hyperlink>
         </w:p>
@@ -454,7 +454,7 @@
             </w:tabs>
             <w:rPr/>
           </w:pPr>
-          <w:hyperlink w:anchor="__RefHeading___Toc2532_4199848093">
+          <w:hyperlink w:anchor="__RefHeading___Toc2532_2197930800">
             <w:r>
               <w:rPr>
                 <w:webHidden/>
@@ -462,7 +462,7 @@
               </w:rPr>
               <w:t>3.4 The AXIS monitor-lites</w:t>
               <w:tab/>
-              <w:t>15</w:t>
+              <w:t>17</w:t>
             </w:r>
           </w:hyperlink>
         </w:p>
@@ -475,7 +475,7 @@
             </w:tabs>
             <w:rPr/>
           </w:pPr>
-          <w:hyperlink w:anchor="__RefHeading___Toc2534_4199848093">
+          <w:hyperlink w:anchor="__RefHeading___Toc2534_2197930800">
             <w:r>
               <w:rPr>
                 <w:webHidden/>
@@ -483,7 +483,7 @@
               </w:rPr>
               <w:t>4 Stream Stimulus and Checking</w:t>
               <w:tab/>
-              <w:t>16</w:t>
+              <w:t>18</w:t>
             </w:r>
           </w:hyperlink>
         </w:p>
@@ -496,7 +496,7 @@
             </w:tabs>
             <w:rPr/>
           </w:pPr>
-          <w:hyperlink w:anchor="__RefHeading___Toc2536_4199848093">
+          <w:hyperlink w:anchor="__RefHeading___Toc2536_2197930800">
             <w:r>
               <w:rPr>
                 <w:webHidden/>
@@ -504,7 +504,7 @@
               </w:rPr>
               <w:t>4.1 The generator: axis4_master_pattern_gen</w:t>
               <w:tab/>
-              <w:t>16</w:t>
+              <w:t>18</w:t>
             </w:r>
           </w:hyperlink>
         </w:p>
@@ -517,7 +517,7 @@
             </w:tabs>
             <w:rPr/>
           </w:pPr>
-          <w:hyperlink w:anchor="__RefHeading___Toc2538_4199848093">
+          <w:hyperlink w:anchor="__RefHeading___Toc2538_2197930800">
             <w:r>
               <w:rPr>
                 <w:webHidden/>
@@ -525,7 +525,7 @@
               </w:rPr>
               <w:t>4.2 The checker: axis4_slave_pattern_check</w:t>
               <w:tab/>
-              <w:t>17</w:t>
+              <w:t>19</w:t>
             </w:r>
           </w:hyperlink>
         </w:p>
@@ -538,7 +538,7 @@
             </w:tabs>
             <w:rPr/>
           </w:pPr>
-          <w:hyperlink w:anchor="__RefHeading___Toc2540_4199848093">
+          <w:hyperlink w:anchor="__RefHeading___Toc2540_2197930800">
             <w:r>
               <w:rPr>
                 <w:webHidden/>
@@ -546,7 +546,7 @@
               </w:rPr>
               <w:t>4.3 The golden model and PASS</w:t>
               <w:tab/>
-              <w:t>18</w:t>
+              <w:t>19</w:t>
             </w:r>
           </w:hyperlink>
         </w:p>
@@ -559,7 +559,7 @@
             </w:tabs>
             <w:rPr/>
           </w:pPr>
-          <w:hyperlink w:anchor="__RefHeading___Toc2542_4199848093">
+          <w:hyperlink w:anchor="__RefHeading___Toc2542_2197930800">
             <w:r>
               <w:rPr>
                 <w:webHidden/>
@@ -567,7 +567,7 @@
               </w:rPr>
               <w:t>4.4 GO</w:t>
               <w:tab/>
-              <w:t>18</w:t>
+              <w:t>20</w:t>
             </w:r>
           </w:hyperlink>
         </w:p>
@@ -580,7 +580,7 @@
             </w:tabs>
             <w:rPr/>
           </w:pPr>
-          <w:hyperlink w:anchor="__RefHeading___Toc2544_4199848093">
+          <w:hyperlink w:anchor="__RefHeading___Toc2544_2197930800">
             <w:r>
               <w:rPr>
                 <w:webHidden/>
@@ -588,7 +588,7 @@
               </w:rPr>
               <w:t>5 Measuring a Stream</w:t>
               <w:tab/>
-              <w:t>18</w:t>
+              <w:t>21</w:t>
             </w:r>
           </w:hyperlink>
         </w:p>
@@ -601,7 +601,7 @@
             </w:tabs>
             <w:rPr/>
           </w:pPr>
-          <w:hyperlink w:anchor="__RefHeading___Toc2546_4199848093">
+          <w:hyperlink w:anchor="__RefHeading___Toc2546_2197930800">
             <w:r>
               <w:rPr>
                 <w:webHidden/>
@@ -609,7 +609,7 @@
               </w:rPr>
               <w:t>5.0.1 Figure 4.1: Meters, windows and observers on the stream side</w:t>
               <w:tab/>
-              <w:t>18</w:t>
+              <w:t>21</w:t>
             </w:r>
           </w:hyperlink>
         </w:p>
@@ -622,7 +622,7 @@
             </w:tabs>
             <w:rPr/>
           </w:pPr>
-          <w:hyperlink w:anchor="__RefHeading___Toc2548_4199848093">
+          <w:hyperlink w:anchor="__RefHeading___Toc2548_2197930800">
             <w:r>
               <w:rPr>
                 <w:webHidden/>
@@ -630,7 +630,7 @@
               </w:rPr>
               <w:t>5.1 The AXIS meters</w:t>
               <w:tab/>
-              <w:t>19</w:t>
+              <w:t>21</w:t>
             </w:r>
           </w:hyperlink>
         </w:p>
@@ -643,7 +643,7 @@
             </w:tabs>
             <w:rPr/>
           </w:pPr>
-          <w:hyperlink w:anchor="__RefHeading___Toc2550_4199848093">
+          <w:hyperlink w:anchor="__RefHeading___Toc2550_2197930800">
             <w:r>
               <w:rPr>
                 <w:webHidden/>
@@ -651,7 +651,7 @@
               </w:rPr>
               <w:t>5.2 The ingress window is its own</w:t>
               <w:tab/>
-              <w:t>19</w:t>
+              <w:t>22</w:t>
             </w:r>
           </w:hyperlink>
         </w:p>
@@ -664,7 +664,7 @@
             </w:tabs>
             <w:rPr/>
           </w:pPr>
-          <w:hyperlink w:anchor="__RefHeading___Toc2552_4199848093">
+          <w:hyperlink w:anchor="__RefHeading___Toc2552_2197930800">
             <w:r>
               <w:rPr>
                 <w:webHidden/>
@@ -672,7 +672,7 @@
               </w:rPr>
               <w:t>5.3 What the report reads from them</w:t>
               <w:tab/>
-              <w:t>20</w:t>
+              <w:t>23</w:t>
             </w:r>
           </w:hyperlink>
         </w:p>
@@ -685,7 +685,7 @@
             </w:tabs>
             <w:rPr/>
           </w:pPr>
-          <w:hyperlink w:anchor="__RefHeading___Toc2554_4199848093">
+          <w:hyperlink w:anchor="__RefHeading___Toc2554_2197930800">
             <w:r>
               <w:rPr>
                 <w:webHidden/>
@@ -693,7 +693,7 @@
               </w:rPr>
               <w:t>5.4 The AXIS observer</w:t>
               <w:tab/>
-              <w:t>21</w:t>
+              <w:t>23</w:t>
             </w:r>
           </w:hyperlink>
           <w:r>
@@ -780,7 +780,7 @@
           <w:rPr>
             <w:rStyle w:val="ListLabel1"/>
           </w:rPr>
-          <w:t>9</w:t>
+          <w:t>10</w:t>
         </w:r>
         <w:r>
           <w:rPr>
@@ -837,7 +837,7 @@
           <w:rPr>
             <w:rStyle w:val="ListLabel1"/>
           </w:rPr>
-          <w:t>11</w:t>
+          <w:t>13</w:t>
         </w:r>
         <w:r>
           <w:rPr>
@@ -894,7 +894,7 @@
           <w:rPr>
             <w:rStyle w:val="ListLabel1"/>
           </w:rPr>
-          <w:t>14</w:t>
+          <w:t>16</w:t>
         </w:r>
         <w:r>
           <w:rPr>
@@ -951,7 +951,7 @@
           <w:rPr>
             <w:rStyle w:val="ListLabel1"/>
           </w:rPr>
-          <w:t>18</w:t>
+          <w:t>21</w:t>
         </w:r>
         <w:r>
           <w:rPr>
@@ -1036,7 +1036,7 @@
           <w:rPr>
             <w:rStyle w:val="ListLabel1"/>
           </w:rPr>
-          <w:t>7</w:t>
+          <w:t>8</w:t>
         </w:r>
         <w:r>
           <w:rPr>
@@ -1150,7 +1150,7 @@
           <w:rPr>
             <w:rStyle w:val="ListLabel1"/>
           </w:rPr>
-          <w:t>9</w:t>
+          <w:t>10</w:t>
         </w:r>
         <w:r>
           <w:rPr>
@@ -1207,7 +1207,7 @@
           <w:rPr>
             <w:rStyle w:val="ListLabel1"/>
           </w:rPr>
-          <w:t>12</w:t>
+          <w:t>13</w:t>
         </w:r>
         <w:r>
           <w:rPr>
@@ -1264,7 +1264,7 @@
           <w:rPr>
             <w:rStyle w:val="ListLabel1"/>
           </w:rPr>
-          <w:t>16</w:t>
+          <w:t>18</w:t>
         </w:r>
         <w:r>
           <w:rPr>
@@ -1321,7 +1321,7 @@
           <w:rPr>
             <w:rStyle w:val="ListLabel1"/>
           </w:rPr>
-          <w:t>19</w:t>
+          <w:t>21</w:t>
         </w:r>
         <w:r>
           <w:rPr>
@@ -1378,7 +1378,7 @@
           <w:rPr>
             <w:rStyle w:val="ListLabel1"/>
           </w:rPr>
-          <w:t>20</w:t>
+          <w:t>23</w:t>
         </w:r>
         <w:r>
           <w:rPr>
@@ -1435,7 +1435,7 @@
           <w:rPr>
             <w:rStyle w:val="ListLabel1"/>
           </w:rPr>
-          <w:t>21</w:t>
+          <w:t>23</w:t>
         </w:r>
         <w:r>
           <w:rPr>
@@ -1520,7 +1520,7 @@
           <w:rPr>
             <w:rStyle w:val="ListLabel1"/>
           </w:rPr>
-          <w:t>20</w:t>
+          <w:t>22</w:t>
         </w:r>
         <w:r>
           <w:rPr>
@@ -1712,6 +1712,9 @@
           </mc:Fallback>
         </mc:AlternateContent>
       </w:r>
+      <w:r>
+        <w:br w:type="page"/>
+      </w:r>
     </w:p>
     <w:p>
       <w:pPr>
@@ -1720,7 +1723,7 @@
         <w:spacing w:before="360" w:after="120"/>
         <w:rPr/>
       </w:pPr>
-      <w:bookmarkStart w:id="0" w:name="__RefHeading___Toc2504_4199848093"/>
+      <w:bookmarkStart w:id="0" w:name="__RefHeading___Toc2504_2197930800"/>
       <w:bookmarkStart w:id="1" w:name="document-information"/>
       <w:bookmarkEnd w:id="0"/>
       <w:r>
@@ -2345,7 +2348,7 @@
         <w:spacing w:before="280" w:after="80"/>
         <w:rPr/>
       </w:pPr>
-      <w:bookmarkStart w:id="3" w:name="__RefHeading___Toc2506_4199848093"/>
+      <w:bookmarkStart w:id="3" w:name="__RefHeading___Toc2506_2197930800"/>
       <w:bookmarkEnd w:id="3"/>
       <w:r>
         <w:rPr>
@@ -2617,7 +2620,7 @@
         <w:spacing w:before="280" w:after="80"/>
         <w:rPr/>
       </w:pPr>
-      <w:bookmarkStart w:id="5" w:name="__RefHeading___Toc2508_4199848093"/>
+      <w:bookmarkStart w:id="5" w:name="__RefHeading___Toc2508_2197930800"/>
       <w:bookmarkEnd w:id="5"/>
       <w:r>
         <w:rPr>
@@ -2749,6 +2752,9 @@
         </mc:AlternateContent>
       </w:r>
       <w:bookmarkEnd w:id="6"/>
+      <w:r>
+        <w:br w:type="page"/>
+      </w:r>
     </w:p>
     <w:p>
       <w:pPr>
@@ -2757,7 +2763,7 @@
         <w:spacing w:before="360" w:after="120"/>
         <w:rPr/>
       </w:pPr>
-      <w:bookmarkStart w:id="7" w:name="__RefHeading___Toc2510_4199848093"/>
+      <w:bookmarkStart w:id="7" w:name="__RefHeading___Toc2510_2197930800"/>
       <w:bookmarkStart w:id="8" w:name="why-rapids-is-not-stream"/>
       <w:bookmarkEnd w:id="7"/>
       <w:r>
@@ -2788,7 +2794,7 @@
         <w:spacing w:before="280" w:after="80"/>
         <w:rPr/>
       </w:pPr>
-      <w:bookmarkStart w:id="9" w:name="__RefHeading___Toc2512_4199848093"/>
+      <w:bookmarkStart w:id="9" w:name="__RefHeading___Toc2512_2197930800"/>
       <w:bookmarkStart w:id="10" w:name="two-engines-two-stream-ports"/>
       <w:bookmarkEnd w:id="9"/>
       <w:r>
@@ -2840,7 +2846,7 @@
         <w:spacing w:before="200" w:after="80"/>
         <w:rPr/>
       </w:pPr>
-      <w:bookmarkStart w:id="11" w:name="__RefHeading___Toc2514_4199848093"/>
+      <w:bookmarkStart w:id="11" w:name="__RefHeading___Toc2514_2197930800"/>
       <w:bookmarkStart w:id="12" w:name="figure-1.1-two-harnesses-one-methodology"/>
       <w:bookmarkStart w:id="13" w:name="_Fig_1_Two_harnesses__one_m"/>
       <w:bookmarkEnd w:id="11"/>
@@ -2959,7 +2965,7 @@
         <w:spacing w:before="280" w:after="80"/>
         <w:rPr/>
       </w:pPr>
-      <w:bookmarkStart w:id="14" w:name="__RefHeading___Toc2516_4199848093"/>
+      <w:bookmarkStart w:id="14" w:name="__RefHeading___Toc2516_2197930800"/>
       <w:bookmarkStart w:id="15" w:name="what-that-changes-in-the-harness"/>
       <w:bookmarkEnd w:id="14"/>
       <w:r>
@@ -4248,7 +4254,7 @@
         <w:spacing w:before="280" w:after="80"/>
         <w:rPr/>
       </w:pPr>
-      <w:bookmarkStart w:id="17" w:name="__RefHeading___Toc2518_4199848093"/>
+      <w:bookmarkStart w:id="17" w:name="__RefHeading___Toc2518_2197930800"/>
       <w:bookmarkStart w:id="18" w:name="two-directions-measured-separately"/>
       <w:bookmarkEnd w:id="17"/>
       <w:r>
@@ -4473,6 +4479,9 @@
       </w:r>
       <w:bookmarkEnd w:id="19"/>
       <w:bookmarkEnd w:id="20"/>
+      <w:r>
+        <w:br w:type="page"/>
+      </w:r>
     </w:p>
     <w:p>
       <w:pPr>
@@ -4481,7 +4490,7 @@
         <w:spacing w:before="360" w:after="120"/>
         <w:rPr/>
       </w:pPr>
-      <w:bookmarkStart w:id="21" w:name="__RefHeading___Toc2520_4199848093"/>
+      <w:bookmarkStart w:id="21" w:name="__RefHeading___Toc2520_2197930800"/>
       <w:bookmarkStart w:id="22" w:name="the-axis4-interfaces"/>
       <w:bookmarkEnd w:id="21"/>
       <w:r>
@@ -4509,7 +4518,7 @@
         <w:spacing w:before="200" w:after="80"/>
         <w:rPr/>
       </w:pPr>
-      <w:bookmarkStart w:id="23" w:name="__RefHeading___Toc2522_4199848093"/>
+      <w:bookmarkStart w:id="23" w:name="__RefHeading___Toc2522_2197930800"/>
       <w:bookmarkStart w:id="24" w:name="X578b6f0fbd659a7c2f7f4a32a6d31da78391d19"/>
       <w:bookmarkStart w:id="25" w:name="_Fig_2_The_two_links_and_wh"/>
       <w:bookmarkEnd w:id="23"/>
@@ -4627,7 +4636,7 @@
         <w:spacing w:before="280" w:after="80"/>
         <w:rPr/>
       </w:pPr>
-      <w:bookmarkStart w:id="26" w:name="__RefHeading___Toc2524_4199848093"/>
+      <w:bookmarkStart w:id="26" w:name="__RefHeading___Toc2524_2197930800"/>
       <w:bookmarkStart w:id="27" w:name="the-wires"/>
       <w:bookmarkEnd w:id="26"/>
       <w:r>
@@ -6167,7 +6176,7 @@
         <w:spacing w:before="280" w:after="80"/>
         <w:rPr/>
       </w:pPr>
-      <w:bookmarkStart w:id="29" w:name="__RefHeading___Toc2526_4199848093"/>
+      <w:bookmarkStart w:id="29" w:name="__RefHeading___Toc2526_2197930800"/>
       <w:bookmarkStart w:id="30" w:name="X0506a4a4c2d0d76472cc766f6472f0cb7bff0de"/>
       <w:bookmarkEnd w:id="29"/>
       <w:r>
@@ -6195,7 +6204,7 @@
         <w:spacing w:before="200" w:after="80"/>
         <w:rPr/>
       </w:pPr>
-      <w:bookmarkStart w:id="31" w:name="__RefHeading___Toc2528_4199848093"/>
+      <w:bookmarkStart w:id="31" w:name="__RefHeading___Toc2528_2197930800"/>
       <w:bookmarkStart w:id="32" w:name="figure-2.2-sink-ingress"/>
       <w:bookmarkStart w:id="33" w:name="_Fig_3_Sink_ingress"/>
       <w:bookmarkEnd w:id="31"/>
@@ -6503,7 +6512,7 @@
         <w:spacing w:before="280" w:after="80"/>
         <w:rPr/>
       </w:pPr>
-      <w:bookmarkStart w:id="34" w:name="__RefHeading___Toc2530_4199848093"/>
+      <w:bookmarkStart w:id="34" w:name="__RefHeading___Toc2530_2197930800"/>
       <w:bookmarkStart w:id="35" w:name="source-egress"/>
       <w:bookmarkEnd w:id="34"/>
       <w:r>
@@ -6606,7 +6615,7 @@
         <w:spacing w:before="280" w:after="80"/>
         <w:rPr/>
       </w:pPr>
-      <w:bookmarkStart w:id="36" w:name="__RefHeading___Toc2532_4199848093"/>
+      <w:bookmarkStart w:id="36" w:name="__RefHeading___Toc2532_2197930800"/>
       <w:bookmarkStart w:id="37" w:name="the-axis-monitor-lites"/>
       <w:bookmarkEnd w:id="36"/>
       <w:r>
@@ -6793,6 +6802,9 @@
       </w:r>
       <w:bookmarkEnd w:id="38"/>
       <w:bookmarkEnd w:id="39"/>
+      <w:r>
+        <w:br w:type="page"/>
+      </w:r>
     </w:p>
     <w:p>
       <w:pPr>
@@ -6801,7 +6813,7 @@
         <w:spacing w:before="360" w:after="120"/>
         <w:rPr/>
       </w:pPr>
-      <w:bookmarkStart w:id="40" w:name="__RefHeading___Toc2534_4199848093"/>
+      <w:bookmarkStart w:id="40" w:name="__RefHeading___Toc2534_2197930800"/>
       <w:bookmarkStart w:id="41" w:name="stream-stimulus-and-checking"/>
       <w:bookmarkEnd w:id="40"/>
       <w:r>
@@ -6857,7 +6869,7 @@
         <w:spacing w:before="280" w:after="80"/>
         <w:rPr/>
       </w:pPr>
-      <w:bookmarkStart w:id="42" w:name="__RefHeading___Toc2536_4199848093"/>
+      <w:bookmarkStart w:id="42" w:name="__RefHeading___Toc2536_2197930800"/>
       <w:bookmarkStart w:id="43" w:name="the-generator-axis4_master_pattern_gen"/>
       <w:bookmarkEnd w:id="42"/>
       <w:r>
@@ -7942,7 +7954,7 @@
         <w:spacing w:before="280" w:after="80"/>
         <w:rPr/>
       </w:pPr>
-      <w:bookmarkStart w:id="46" w:name="__RefHeading___Toc2538_4199848093"/>
+      <w:bookmarkStart w:id="46" w:name="__RefHeading___Toc2538_2197930800"/>
       <w:bookmarkStart w:id="47" w:name="the-checker-axis4_slave_pattern_check"/>
       <w:bookmarkEnd w:id="46"/>
       <w:r>
@@ -8138,7 +8150,7 @@
         <w:spacing w:before="280" w:after="80"/>
         <w:rPr/>
       </w:pPr>
-      <w:bookmarkStart w:id="49" w:name="__RefHeading___Toc2540_4199848093"/>
+      <w:bookmarkStart w:id="49" w:name="__RefHeading___Toc2540_2197930800"/>
       <w:bookmarkStart w:id="50" w:name="the-golden-model-and-pass"/>
       <w:bookmarkEnd w:id="49"/>
       <w:r>
@@ -8189,7 +8201,7 @@
         <w:spacing w:before="280" w:after="80"/>
         <w:rPr/>
       </w:pPr>
-      <w:bookmarkStart w:id="51" w:name="__RefHeading___Toc2542_4199848093"/>
+      <w:bookmarkStart w:id="51" w:name="__RefHeading___Toc2542_2197930800"/>
       <w:bookmarkStart w:id="52" w:name="go"/>
       <w:bookmarkEnd w:id="51"/>
       <w:r>
@@ -8324,6 +8336,9 @@
       </w:r>
       <w:bookmarkEnd w:id="53"/>
       <w:bookmarkEnd w:id="54"/>
+      <w:r>
+        <w:br w:type="page"/>
+      </w:r>
     </w:p>
     <w:p>
       <w:pPr>
@@ -8332,7 +8347,7 @@
         <w:spacing w:before="360" w:after="120"/>
         <w:rPr/>
       </w:pPr>
-      <w:bookmarkStart w:id="55" w:name="__RefHeading___Toc2544_4199848093"/>
+      <w:bookmarkStart w:id="55" w:name="__RefHeading___Toc2544_2197930800"/>
       <w:bookmarkStart w:id="56" w:name="measuring-a-stream"/>
       <w:bookmarkEnd w:id="55"/>
       <w:r>
@@ -8360,7 +8375,7 @@
         <w:spacing w:before="200" w:after="80"/>
         <w:rPr/>
       </w:pPr>
-      <w:bookmarkStart w:id="57" w:name="__RefHeading___Toc2546_4199848093"/>
+      <w:bookmarkStart w:id="57" w:name="__RefHeading___Toc2546_2197930800"/>
       <w:bookmarkStart w:id="58" w:name="X1f3799362a7ba769306524e02b645d00d82d699"/>
       <w:bookmarkStart w:id="59" w:name="_Fig_4_Meters__windows_and_"/>
       <w:bookmarkEnd w:id="57"/>
@@ -8478,7 +8493,7 @@
         <w:spacing w:before="280" w:after="80"/>
         <w:rPr/>
       </w:pPr>
-      <w:bookmarkStart w:id="60" w:name="__RefHeading___Toc2548_4199848093"/>
+      <w:bookmarkStart w:id="60" w:name="__RefHeading___Toc2548_2197930800"/>
       <w:bookmarkStart w:id="61" w:name="the-axis-meters"/>
       <w:bookmarkEnd w:id="60"/>
       <w:r>
@@ -9338,7 +9353,7 @@
         <w:spacing w:before="280" w:after="80"/>
         <w:rPr/>
       </w:pPr>
-      <w:bookmarkStart w:id="63" w:name="__RefHeading___Toc2550_4199848093"/>
+      <w:bookmarkStart w:id="63" w:name="__RefHeading___Toc2550_2197930800"/>
       <w:bookmarkStart w:id="64" w:name="the-ingress-window-is-its-own"/>
       <w:bookmarkEnd w:id="63"/>
       <w:r>
@@ -9535,7 +9550,7 @@
         <w:spacing w:before="280" w:after="80"/>
         <w:rPr/>
       </w:pPr>
-      <w:bookmarkStart w:id="67" w:name="__RefHeading___Toc2552_4199848093"/>
+      <w:bookmarkStart w:id="67" w:name="__RefHeading___Toc2552_2197930800"/>
       <w:bookmarkStart w:id="68" w:name="what-the-report-reads-from-them"/>
       <w:bookmarkEnd w:id="67"/>
       <w:r>
@@ -10302,7 +10317,7 @@
         <w:spacing w:before="280" w:after="80"/>
         <w:rPr/>
       </w:pPr>
-      <w:bookmarkStart w:id="70" w:name="__RefHeading___Toc2554_4199848093"/>
+      <w:bookmarkStart w:id="70" w:name="__RefHeading___Toc2554_2197930800"/>
       <w:bookmarkStart w:id="71" w:name="the-axis-observer"/>
       <w:bookmarkEnd w:id="70"/>
       <w:r>
@@ -11714,7 +11729,7 @@
           </w:r>
           <w:r>
             <w:rPr/>
-            <w:t>22</w:t>
+            <w:t>24</w:t>
           </w:r>
           <w:r>
             <w:rPr/>
@@ -11741,7 +11756,7 @@
           </w:r>
           <w:r>
             <w:rPr/>
-            <w:t>22</w:t>
+            <w:t>24</w:t>
           </w:r>
           <w:r>
             <w:rPr/>
@@ -11861,7 +11876,7 @@
           </w:r>
           <w:r>
             <w:rPr/>
-            <w:t>22</w:t>
+            <w:t>24</w:t>
           </w:r>
           <w:r>
             <w:rPr/>
@@ -11888,7 +11903,7 @@
           </w:r>
           <w:r>
             <w:rPr/>
-            <w:t>22</w:t>
+            <w:t>24</w:t>
           </w:r>
           <w:r>
             <w:rPr/>
